--- a/Source Data/Plankton Data/READ ME - Plankton Data.docx
+++ b/Source Data/Plankton Data/READ ME - Plankton Data.docx
@@ -21,412 +21,24 @@
         <w:t>This document shows what files should be in this section of Github, what the purpose of each file is, and what documents are connected to each.</w:t>
       </w:r>
     </w:p>
-    <w:tbl>
-      <w:tblPr>
-        <w:tblStyle w:val="TableGrid"/>
-        <w:tblW w:w="11624" w:type="dxa"/>
-        <w:tblInd w:w="-1139" w:type="dxa"/>
-        <w:tblLook w:val="04A0" w:firstRow="1" w:lastRow="0" w:firstColumn="1" w:lastColumn="0" w:noHBand="0" w:noVBand="1"/>
-      </w:tblPr>
-      <w:tblGrid>
-        <w:gridCol w:w="3676"/>
-        <w:gridCol w:w="1996"/>
-        <w:gridCol w:w="1759"/>
-        <w:gridCol w:w="4193"/>
-      </w:tblGrid>
-      <w:tr>
-        <w:tc>
-          <w:tcPr>
-            <w:tcW w:w="3676" w:type="dxa"/>
-          </w:tcPr>
-          <w:p>
-            <w:pPr>
-              <w:jc w:val="right"/>
-              <w:rPr>
-                <w:b/>
-                <w:bCs/>
-              </w:rPr>
-            </w:pPr>
-            <w:r>
-              <w:rPr>
-                <w:b/>
-                <w:bCs/>
-              </w:rPr>
-              <w:t>File name</w:t>
-            </w:r>
-          </w:p>
-        </w:tc>
-        <w:tc>
-          <w:tcPr>
-            <w:tcW w:w="1996" w:type="dxa"/>
-          </w:tcPr>
-          <w:p>
-            <w:pPr>
-              <w:jc w:val="center"/>
-              <w:rPr>
-                <w:b/>
-                <w:bCs/>
-              </w:rPr>
-            </w:pPr>
-            <w:r>
-              <w:rPr>
-                <w:b/>
-                <w:bCs/>
-              </w:rPr>
-              <w:t>Created By</w:t>
-            </w:r>
-          </w:p>
-        </w:tc>
-        <w:tc>
-          <w:tcPr>
-            <w:tcW w:w="1759" w:type="dxa"/>
-          </w:tcPr>
-          <w:p>
-            <w:pPr>
-              <w:jc w:val="center"/>
-              <w:rPr>
-                <w:b/>
-                <w:bCs/>
-              </w:rPr>
-            </w:pPr>
-            <w:r>
-              <w:rPr>
-                <w:b/>
-                <w:bCs/>
-              </w:rPr>
-              <w:t>Used in</w:t>
-            </w:r>
-          </w:p>
-        </w:tc>
-        <w:tc>
-          <w:tcPr>
-            <w:tcW w:w="4193" w:type="dxa"/>
-          </w:tcPr>
-          <w:p>
-            <w:pPr>
-              <w:jc w:val="center"/>
-              <w:rPr>
-                <w:b/>
-                <w:bCs/>
-              </w:rPr>
-            </w:pPr>
-            <w:r>
-              <w:rPr>
-                <w:b/>
-                <w:bCs/>
-              </w:rPr>
-              <w:t>Comments</w:t>
-            </w:r>
-          </w:p>
-        </w:tc>
-      </w:tr>
-      <w:tr>
-        <w:tc>
-          <w:tcPr>
-            <w:tcW w:w="3676" w:type="dxa"/>
-            <w:shd w:val="clear" w:color="auto" w:fill="F2F2F2" w:themeFill="background1" w:themeFillShade="F2"/>
-          </w:tcPr>
-          <w:p>
-            <w:pPr>
-              <w:jc w:val="right"/>
-            </w:pPr>
-          </w:p>
-        </w:tc>
-        <w:tc>
-          <w:tcPr>
-            <w:tcW w:w="1996" w:type="dxa"/>
-            <w:shd w:val="clear" w:color="auto" w:fill="F2F2F2" w:themeFill="background1" w:themeFillShade="F2"/>
-          </w:tcPr>
-          <w:p>
-            <w:pPr>
-              <w:jc w:val="center"/>
-            </w:pPr>
-          </w:p>
-        </w:tc>
-        <w:tc>
-          <w:tcPr>
-            <w:tcW w:w="1759" w:type="dxa"/>
-            <w:shd w:val="clear" w:color="auto" w:fill="F2F2F2" w:themeFill="background1" w:themeFillShade="F2"/>
-          </w:tcPr>
-          <w:p>
-            <w:pPr>
-              <w:jc w:val="center"/>
-            </w:pPr>
-          </w:p>
-        </w:tc>
-        <w:tc>
-          <w:tcPr>
-            <w:tcW w:w="4193" w:type="dxa"/>
-            <w:shd w:val="clear" w:color="auto" w:fill="F2F2F2" w:themeFill="background1" w:themeFillShade="F2"/>
-          </w:tcPr>
-          <w:p>
-            <w:pPr>
-              <w:pStyle w:val="ListParagraph"/>
-              <w:jc w:val="center"/>
-            </w:pPr>
-          </w:p>
-        </w:tc>
-      </w:tr>
-      <w:tr>
-        <w:tc>
-          <w:tcPr>
-            <w:tcW w:w="3676" w:type="dxa"/>
-          </w:tcPr>
-          <w:p>
-            <w:pPr>
-              <w:jc w:val="right"/>
-            </w:pPr>
-          </w:p>
-        </w:tc>
-        <w:tc>
-          <w:tcPr>
-            <w:tcW w:w="1996" w:type="dxa"/>
-          </w:tcPr>
-          <w:p>
-            <w:pPr>
-              <w:jc w:val="center"/>
-            </w:pPr>
-          </w:p>
-        </w:tc>
-        <w:tc>
-          <w:tcPr>
-            <w:tcW w:w="1759" w:type="dxa"/>
-          </w:tcPr>
-          <w:p>
-            <w:pPr>
-              <w:jc w:val="center"/>
-            </w:pPr>
-          </w:p>
-        </w:tc>
-        <w:tc>
-          <w:tcPr>
-            <w:tcW w:w="4193" w:type="dxa"/>
-          </w:tcPr>
-          <w:p>
-            <w:pPr>
-              <w:jc w:val="center"/>
-            </w:pPr>
-          </w:p>
-        </w:tc>
-      </w:tr>
-      <w:tr>
-        <w:trPr>
-          <w:trHeight w:val="37"/>
-        </w:trPr>
-        <w:tc>
-          <w:tcPr>
-            <w:tcW w:w="3676" w:type="dxa"/>
-            <w:shd w:val="clear" w:color="auto" w:fill="F2F2F2" w:themeFill="background1" w:themeFillShade="F2"/>
-          </w:tcPr>
-          <w:p>
-            <w:pPr>
-              <w:jc w:val="right"/>
-            </w:pPr>
-          </w:p>
-        </w:tc>
-        <w:tc>
-          <w:tcPr>
-            <w:tcW w:w="1996" w:type="dxa"/>
-            <w:shd w:val="clear" w:color="auto" w:fill="F2F2F2" w:themeFill="background1" w:themeFillShade="F2"/>
-          </w:tcPr>
-          <w:p>
-            <w:pPr>
-              <w:jc w:val="center"/>
-            </w:pPr>
-          </w:p>
-        </w:tc>
-        <w:tc>
-          <w:tcPr>
-            <w:tcW w:w="1759" w:type="dxa"/>
-            <w:shd w:val="clear" w:color="auto" w:fill="F2F2F2" w:themeFill="background1" w:themeFillShade="F2"/>
-          </w:tcPr>
-          <w:p>
-            <w:pPr>
-              <w:jc w:val="center"/>
-            </w:pPr>
-          </w:p>
-        </w:tc>
-        <w:tc>
-          <w:tcPr>
-            <w:tcW w:w="4193" w:type="dxa"/>
-            <w:shd w:val="clear" w:color="auto" w:fill="F2F2F2" w:themeFill="background1" w:themeFillShade="F2"/>
-          </w:tcPr>
-          <w:p>
-            <w:pPr>
-              <w:jc w:val="center"/>
-            </w:pPr>
-          </w:p>
-        </w:tc>
-      </w:tr>
-      <w:tr>
-        <w:tc>
-          <w:tcPr>
-            <w:tcW w:w="3676" w:type="dxa"/>
-          </w:tcPr>
-          <w:p>
-            <w:pPr>
-              <w:jc w:val="right"/>
-            </w:pPr>
-          </w:p>
-        </w:tc>
-        <w:tc>
-          <w:tcPr>
-            <w:tcW w:w="1996" w:type="dxa"/>
-          </w:tcPr>
-          <w:p>
-            <w:pPr>
-              <w:jc w:val="center"/>
-            </w:pPr>
-          </w:p>
-        </w:tc>
-        <w:tc>
-          <w:tcPr>
-            <w:tcW w:w="1759" w:type="dxa"/>
-          </w:tcPr>
-          <w:p/>
-        </w:tc>
-        <w:tc>
-          <w:tcPr>
-            <w:tcW w:w="4193" w:type="dxa"/>
-          </w:tcPr>
-          <w:p>
-            <w:pPr>
-              <w:jc w:val="center"/>
-            </w:pPr>
-          </w:p>
-        </w:tc>
-      </w:tr>
-      <w:tr>
-        <w:tc>
-          <w:tcPr>
-            <w:tcW w:w="3676" w:type="dxa"/>
-            <w:shd w:val="clear" w:color="auto" w:fill="F2F2F2" w:themeFill="background1" w:themeFillShade="F2"/>
-          </w:tcPr>
-          <w:p>
-            <w:pPr>
-              <w:jc w:val="right"/>
-            </w:pPr>
-          </w:p>
-        </w:tc>
-        <w:tc>
-          <w:tcPr>
-            <w:tcW w:w="1996" w:type="dxa"/>
-            <w:shd w:val="clear" w:color="auto" w:fill="F2F2F2" w:themeFill="background1" w:themeFillShade="F2"/>
-          </w:tcPr>
-          <w:p>
-            <w:pPr>
-              <w:jc w:val="center"/>
-            </w:pPr>
-          </w:p>
-        </w:tc>
-        <w:tc>
-          <w:tcPr>
-            <w:tcW w:w="1759" w:type="dxa"/>
-            <w:shd w:val="clear" w:color="auto" w:fill="F2F2F2" w:themeFill="background1" w:themeFillShade="F2"/>
-          </w:tcPr>
-          <w:p>
-            <w:pPr>
-              <w:jc w:val="center"/>
-            </w:pPr>
-          </w:p>
-        </w:tc>
-        <w:tc>
-          <w:tcPr>
-            <w:tcW w:w="4193" w:type="dxa"/>
-            <w:shd w:val="clear" w:color="auto" w:fill="F2F2F2" w:themeFill="background1" w:themeFillShade="F2"/>
-          </w:tcPr>
-          <w:p>
-            <w:pPr>
-              <w:jc w:val="center"/>
-            </w:pPr>
-          </w:p>
-        </w:tc>
-      </w:tr>
-      <w:tr>
-        <w:tc>
-          <w:tcPr>
-            <w:tcW w:w="3676" w:type="dxa"/>
-          </w:tcPr>
-          <w:p>
-            <w:pPr>
-              <w:jc w:val="right"/>
-            </w:pPr>
-          </w:p>
-        </w:tc>
-        <w:tc>
-          <w:tcPr>
-            <w:tcW w:w="1996" w:type="dxa"/>
-          </w:tcPr>
-          <w:p>
-            <w:pPr>
-              <w:jc w:val="center"/>
-            </w:pPr>
-          </w:p>
-        </w:tc>
-        <w:tc>
-          <w:tcPr>
-            <w:tcW w:w="1759" w:type="dxa"/>
-          </w:tcPr>
-          <w:p>
-            <w:pPr>
-              <w:jc w:val="center"/>
-            </w:pPr>
-          </w:p>
-        </w:tc>
-        <w:tc>
-          <w:tcPr>
-            <w:tcW w:w="4193" w:type="dxa"/>
-          </w:tcPr>
-          <w:p>
-            <w:pPr>
-              <w:jc w:val="center"/>
-            </w:pPr>
-          </w:p>
-        </w:tc>
-      </w:tr>
-      <w:tr>
-        <w:tc>
-          <w:tcPr>
-            <w:tcW w:w="3676" w:type="dxa"/>
-            <w:shd w:val="clear" w:color="auto" w:fill="F2F2F2" w:themeFill="background1" w:themeFillShade="F2"/>
-          </w:tcPr>
-          <w:p>
-            <w:pPr>
-              <w:jc w:val="right"/>
-            </w:pPr>
-          </w:p>
-        </w:tc>
-        <w:tc>
-          <w:tcPr>
-            <w:tcW w:w="1996" w:type="dxa"/>
-            <w:shd w:val="clear" w:color="auto" w:fill="F2F2F2" w:themeFill="background1" w:themeFillShade="F2"/>
-          </w:tcPr>
-          <w:p/>
-        </w:tc>
-        <w:tc>
-          <w:tcPr>
-            <w:tcW w:w="1759" w:type="dxa"/>
-            <w:shd w:val="clear" w:color="auto" w:fill="F2F2F2" w:themeFill="background1" w:themeFillShade="F2"/>
-          </w:tcPr>
-          <w:p/>
-        </w:tc>
-        <w:tc>
-          <w:tcPr>
-            <w:tcW w:w="4193" w:type="dxa"/>
-            <w:shd w:val="clear" w:color="auto" w:fill="F2F2F2" w:themeFill="background1" w:themeFillShade="F2"/>
-          </w:tcPr>
-          <w:p>
-            <w:pPr>
-              <w:jc w:val="center"/>
-            </w:pPr>
-          </w:p>
-        </w:tc>
-      </w:tr>
-    </w:tbl>
     <w:p>
       <w:pPr>
         <w:jc w:val="center"/>
       </w:pPr>
+    </w:p>
+    <w:p>
+      <w:pPr>
+        <w:jc w:val="center"/>
+      </w:pPr>
+      <w:r>
+        <w:t>Plankton Data update ONLY 2026 file is to update the Plankton data mastersheet that did not update properly in 2026.</w:t>
+      </w:r>
+      <w:r>
+        <w:t xml:space="preserve"> Plankton data was removed because of Tracey not taking samples in 2025, which is why it was removed from the Update Data. This R </w:t>
+      </w:r>
+      <w:r>
+        <w:t>script should not be needed anymore.</w:t>
+      </w:r>
     </w:p>
     <w:p/>
     <w:sectPr>
